--- a/backend/assets/templates/COMMERCIAL PROPOSAL_33KV.docx
+++ b/backend/assets/templates/COMMERCIAL PROPOSAL_33KV.docx
@@ -11086,6 +11086,20 @@
     <w:p/>
     <w:p/>
     <w:p>
+      <w:pPr>
+        <w:sectPr>
+          <w:headerReference w:type="default" r:id="rId9"/>
+          <w:footerReference w:type="default" r:id="rId10"/>
+          <w:pgSz w:w="11906" w:h="16838"/>
+          <w:pgMar w:top="720" w:right="720" w:bottom="720" w:left="720" w:header="1020" w:footer="708" w:gutter="0"/>
+          <w:cols w:space="708"/>
+          <w:titlePg/>
+          <w:docGrid w:linePitch="360"/>
+          <w:type w:val="nextPage"/>
+        </w:sectPr>
+      </w:pPr>
+    </w:p>
+    <w:p>
       <w:r>
         <w:rPr>
           <w:rFonts w:asciiTheme="minorHAnsi" w:hAnsiTheme="minorHAnsi"/>
@@ -11096,12 +11110,12 @@
           <wp:anchor distT="0" distB="0" distL="114300" distR="114300" simplePos="0" relativeHeight="251665408" behindDoc="1" locked="0" layoutInCell="1" allowOverlap="1" wp14:anchorId="6DC9D02D" wp14:editId="0282E8B5">
             <wp:simplePos x="0" y="0"/>
             <wp:positionH relativeFrom="page">
-              <wp:align>left</wp:align>
+              <wp:posOffset>0</wp:posOffset>
             </wp:positionH>
-            <wp:positionV relativeFrom="paragraph">
+            <wp:positionV relativeFrom="page">
               <wp:posOffset>0</wp:posOffset>
             </wp:positionV>
-            <wp:extent cx="7596505" cy="9930765"/>
+            <wp:extent cx="11906" cy="16838"/>
             <wp:effectExtent l="0" t="0" r="4445" b="0"/>
             <wp:wrapTight wrapText="bothSides">
               <wp:wrapPolygon edited="0">
@@ -11126,7 +11140,7 @@
                   <pic:blipFill>
                     <a:blip r:embed="rId8">
                       <a:extLst>
-                        <a:ext uri="{28A0092B-C50C-407E-A947-70E740481C1C}">
+                        <a:ext uri="{28A0092B-C50C-407E-A947-70E740481C1C}" cx="11906" cy="16838">
                           <a14:useLocalDpi xmlns:a14="http://schemas.microsoft.com/office/drawing/2010/main" val="0"/>
                         </a:ext>
                       </a:extLst>
@@ -11158,10 +11172,8 @@
       </w:r>
     </w:p>
     <w:sectPr>
-      <w:headerReference w:type="default" r:id="rId9"/>
-      <w:footerReference w:type="default" r:id="rId10"/>
       <w:pgSz w:w="11906" w:h="16838"/>
-      <w:pgMar w:top="720" w:right="720" w:bottom="720" w:left="720" w:header="1020" w:footer="708" w:gutter="0"/>
+      <w:pgMar w:top="0" w:right="0" w:bottom="0" w:left="0" w:header="0" w:footer="0" w:gutter="0"/>
       <w:cols w:space="708"/>
       <w:titlePg/>
       <w:docGrid w:linePitch="360"/>
